--- a/fra/docx/54.content.docx
+++ b/fra/docx/54.content.docx
@@ -19,7 +19,7 @@
         <w:rPr>
           <w:lang w:val="fr_FR" w:bidi="fr_FR"/>
         </w:rPr>
-        <w:t>Resource: Notes d'étude - Introductions aux livres (Tyndale)</w:t>
+        <w:t>Resource: Tyndale Open Study Notes</w:t>
       </w:r>
       <w:r>
         <w:rPr>
@@ -112,7 +112,7 @@
         <w:rPr>
           <w:lang w:val="fr_FR" w:bidi="fr_FR"/>
         </w:rPr>
-        <w:t>Notes d'étude - Introductions aux livres (Tyndale)</w:t>
+        <w:t>Tyndale Open Study Notes</w:t>
       </w:r>
     </w:p>
     <w:p>

--- a/fra/docx/54.content.docx
+++ b/fra/docx/54.content.docx
@@ -19,7 +19,7 @@
         <w:rPr>
           <w:lang w:val="fr_FR" w:bidi="fr_FR"/>
         </w:rPr>
-        <w:t>Resource: Tyndale Open Study Notes</w:t>
+        <w:t>Resource: Aquifer Open Study Notes (Book Intros)</w:t>
       </w:r>
       <w:r>
         <w:rPr>
@@ -112,7 +112,7 @@
         <w:rPr>
           <w:lang w:val="fr_FR" w:bidi="fr_FR"/>
         </w:rPr>
-        <w:t>Tyndale Open Study Notes</w:t>
+        <w:t>Aquifer Open Study Notes (Book Intros)</w:t>
       </w:r>
     </w:p>
     <w:p>

--- a/fra/docx/54.content.docx
+++ b/fra/docx/54.content.docx
@@ -233,18 +233,12 @@
         </w:rPr>
         <w:t>Au cours de la phase finale de la carrière apostolique de Paul, une grave perturbation trouble l'Église d'Éphèse, établie de longue date : certains dirigeants ecclésiastiques sont devenus de faux enseignants. Paul avait averti que cela se produirait (</w:t>
       </w:r>
-      <w:hyperlink r:id="rId13">
-        <w:r>
-          <w:rPr>
-            <w:lang w:val="fr_FR" w:bidi="fr_FR"/>
-          </w:rPr>
-          <w:rPr>
-            <w:color w:val="0000EE"/>
-            <w:u w:val="single"/>
-          </w:rPr>
-          <w:t>Ac 20.29–31</w:t>
-        </w:r>
-      </w:hyperlink>
+      <w:r>
+        <w:rPr>
+          <w:lang w:val="fr_FR" w:bidi="fr_FR"/>
+        </w:rPr>
+        <w:t>Ac 20.29–31</w:t>
+      </w:r>
       <w:r>
         <w:rPr>
           <w:lang w:val="fr_FR" w:bidi="fr_FR"/>
@@ -276,108 +270,72 @@
         </w:rPr>
         <w:t>Les premières activités de Paul à Éphèse, au cours de son deuxième voyage missionnaire (</w:t>
       </w:r>
-      <w:hyperlink r:id="rId14">
-        <w:r>
-          <w:rPr>
-            <w:lang w:val="fr_FR" w:bidi="fr_FR"/>
-          </w:rPr>
-          <w:rPr>
-            <w:color w:val="0000EE"/>
-            <w:u w:val="single"/>
-          </w:rPr>
-          <w:t>Ac 18.19–21</w:t>
-        </w:r>
-      </w:hyperlink>
+      <w:r>
+        <w:rPr>
+          <w:lang w:val="fr_FR" w:bidi="fr_FR"/>
+        </w:rPr>
+        <w:t>Ac 18.19–21</w:t>
+      </w:r>
       <w:r>
         <w:rPr>
           <w:lang w:val="fr_FR" w:bidi="fr_FR"/>
         </w:rPr>
         <w:t xml:space="preserve">), ne lui donnent pas l'occasion d'accomplir un travail significatif. Au cours de son troisième voyage, il y sert durant trois années (vers 53–56 apr. J.-C., voir </w:t>
       </w:r>
-      <w:hyperlink r:id="rId15">
-        <w:r>
-          <w:rPr>
-            <w:lang w:val="fr_FR" w:bidi="fr_FR"/>
-          </w:rPr>
-          <w:rPr>
-            <w:color w:val="0000EE"/>
-            <w:u w:val="single"/>
-          </w:rPr>
-          <w:t>Ac 19</w:t>
-        </w:r>
-      </w:hyperlink>
+      <w:r>
+        <w:rPr>
+          <w:lang w:val="fr_FR" w:bidi="fr_FR"/>
+        </w:rPr>
+        <w:t>Ac 19</w:t>
+      </w:r>
       <w:r>
         <w:rPr>
           <w:lang w:val="fr_FR" w:bidi="fr_FR"/>
         </w:rPr>
         <w:t>). Plus tard, alors qu'il se rend à Jérusalem, il a l'occasion de s'arrêter à Milet et de parler aux anciens d'Éphèse, qui l'y rencontrent (</w:t>
       </w:r>
-      <w:hyperlink r:id="rId16">
-        <w:r>
-          <w:rPr>
-            <w:lang w:val="fr_FR" w:bidi="fr_FR"/>
-          </w:rPr>
-          <w:rPr>
-            <w:color w:val="0000EE"/>
-            <w:u w:val="single"/>
-          </w:rPr>
-          <w:t>Ac 20.17–38</w:t>
-        </w:r>
-      </w:hyperlink>
+      <w:r>
+        <w:rPr>
+          <w:lang w:val="fr_FR" w:bidi="fr_FR"/>
+        </w:rPr>
+        <w:t>Ac 20.17–38</w:t>
+      </w:r>
       <w:r>
         <w:rPr>
           <w:lang w:val="fr_FR" w:bidi="fr_FR"/>
         </w:rPr>
         <w:t xml:space="preserve">). Il se rend à Jérusalem, est arrêté, est ensuite transféré à Césarée, puis est envoyé à Rome, où il est placé en résidence surveillée pendant environ deux ans (60–62 apr. J.-C., </w:t>
       </w:r>
-      <w:hyperlink r:id="rId17">
-        <w:r>
-          <w:rPr>
-            <w:lang w:val="fr_FR" w:bidi="fr_FR"/>
-          </w:rPr>
-          <w:rPr>
-            <w:color w:val="0000EE"/>
-            <w:u w:val="single"/>
-          </w:rPr>
-          <w:t>Ac 21–28</w:t>
-        </w:r>
-      </w:hyperlink>
+      <w:r>
+        <w:rPr>
+          <w:lang w:val="fr_FR" w:bidi="fr_FR"/>
+        </w:rPr>
+        <w:t>Ac 21–28</w:t>
+      </w:r>
       <w:r>
         <w:rPr>
           <w:lang w:val="fr_FR" w:bidi="fr_FR"/>
         </w:rPr>
         <w:t xml:space="preserve">). À sa libération, il reprend sa mission, peut-être guidé vers l'Espagne (voir </w:t>
       </w:r>
-      <w:hyperlink r:id="rId18">
-        <w:r>
-          <w:rPr>
-            <w:lang w:val="fr_FR" w:bidi="fr_FR"/>
-          </w:rPr>
-          <w:rPr>
-            <w:color w:val="0000EE"/>
-            <w:u w:val="single"/>
-          </w:rPr>
-          <w:t>Rm 15.24</w:t>
-        </w:r>
-      </w:hyperlink>
+      <w:r>
+        <w:rPr>
+          <w:lang w:val="fr_FR" w:bidi="fr_FR"/>
+        </w:rPr>
+        <w:t>Rm 15.24</w:t>
+      </w:r>
       <w:r>
         <w:rPr>
           <w:lang w:val="fr_FR" w:bidi="fr_FR"/>
         </w:rPr>
         <w:t xml:space="preserve">, </w:t>
       </w:r>
-      <w:hyperlink r:id="rId19">
-        <w:r>
-          <w:rPr>
-            <w:lang w:val="fr_FR" w:bidi="fr_FR"/>
-          </w:rPr>
-          <w:rPr>
-            <w:color w:val="0000EE"/>
-            <w:u w:val="single"/>
-          </w:rPr>
-          <w:t>28</w:t>
-        </w:r>
-      </w:hyperlink>
+      <w:r>
+        <w:rPr>
+          <w:lang w:val="fr_FR" w:bidi="fr_FR"/>
+        </w:rPr>
+        <w:t>28</w:t>
+      </w:r>
       <w:r>
         <w:rPr>
           <w:lang w:val="fr_FR" w:bidi="fr_FR"/>
@@ -398,126 +356,84 @@
         </w:rPr>
         <w:t>Timothée, qui avait à l'origine accompagné Paul pendant une grande partie de son ministère dans cette ville (</w:t>
       </w:r>
-      <w:hyperlink r:id="rId20">
-        <w:r>
-          <w:rPr>
-            <w:lang w:val="fr_FR" w:bidi="fr_FR"/>
-          </w:rPr>
-          <w:rPr>
-            <w:color w:val="0000EE"/>
-            <w:u w:val="single"/>
-          </w:rPr>
-          <w:t>Ac 19.22</w:t>
-        </w:r>
-      </w:hyperlink>
+      <w:r>
+        <w:rPr>
+          <w:lang w:val="fr_FR" w:bidi="fr_FR"/>
+        </w:rPr>
+        <w:t>Ac 19.22</w:t>
+      </w:r>
       <w:r>
         <w:rPr>
           <w:lang w:val="fr_FR" w:bidi="fr_FR"/>
         </w:rPr>
         <w:t>), reçoit maintenant la charge d'y gérer les nouveaux développements troublants (</w:t>
       </w:r>
-      <w:hyperlink r:id="rId21">
-        <w:r>
-          <w:rPr>
-            <w:lang w:val="fr_FR" w:bidi="fr_FR"/>
-          </w:rPr>
-          <w:rPr>
-            <w:color w:val="0000EE"/>
-            <w:u w:val="single"/>
-          </w:rPr>
-          <w:t>1Tm 1.3</w:t>
-        </w:r>
-      </w:hyperlink>
+      <w:r>
+        <w:rPr>
+          <w:lang w:val="fr_FR" w:bidi="fr_FR"/>
+        </w:rPr>
+        <w:t>1Tm 1.3</w:t>
+      </w:r>
       <w:r>
         <w:rPr>
           <w:lang w:val="fr_FR" w:bidi="fr_FR"/>
         </w:rPr>
         <w:t>). De faux docteurs avaient fait leur apparition (</w:t>
       </w:r>
-      <w:hyperlink r:id="rId21">
-        <w:r>
-          <w:rPr>
-            <w:lang w:val="fr_FR" w:bidi="fr_FR"/>
-          </w:rPr>
-          <w:rPr>
-            <w:color w:val="0000EE"/>
-            <w:u w:val="single"/>
-          </w:rPr>
-          <w:t>1.3</w:t>
-        </w:r>
-      </w:hyperlink>
+      <w:r>
+        <w:rPr>
+          <w:lang w:val="fr_FR" w:bidi="fr_FR"/>
+        </w:rPr>
+        <w:t>1.3</w:t>
+      </w:r>
       <w:r>
         <w:rPr>
           <w:lang w:val="fr_FR" w:bidi="fr_FR"/>
         </w:rPr>
         <w:t xml:space="preserve">) et bouleversaient de toute évidence les ménages (voir </w:t>
       </w:r>
-      <w:hyperlink r:id="rId22">
-        <w:r>
-          <w:rPr>
-            <w:lang w:val="fr_FR" w:bidi="fr_FR"/>
-          </w:rPr>
-          <w:rPr>
-            <w:color w:val="0000EE"/>
-            <w:u w:val="single"/>
-          </w:rPr>
-          <w:t>1Tm 2.15</w:t>
-        </w:r>
-      </w:hyperlink>
+      <w:r>
+        <w:rPr>
+          <w:lang w:val="fr_FR" w:bidi="fr_FR"/>
+        </w:rPr>
+        <w:t>1Tm 2.15</w:t>
+      </w:r>
       <w:r>
         <w:rPr>
           <w:lang w:val="fr_FR" w:bidi="fr_FR"/>
         </w:rPr>
         <w:t xml:space="preserve"> ; </w:t>
       </w:r>
-      <w:hyperlink r:id="rId23">
-        <w:r>
-          <w:rPr>
-            <w:lang w:val="fr_FR" w:bidi="fr_FR"/>
-          </w:rPr>
-          <w:rPr>
-            <w:color w:val="0000EE"/>
-            <w:u w:val="single"/>
-          </w:rPr>
-          <w:t>3.4–5</w:t>
-        </w:r>
-      </w:hyperlink>
+      <w:r>
+        <w:rPr>
+          <w:lang w:val="fr_FR" w:bidi="fr_FR"/>
+        </w:rPr>
+        <w:t>3.4–5</w:t>
+      </w:r>
       <w:r>
         <w:rPr>
           <w:lang w:val="fr_FR" w:bidi="fr_FR"/>
         </w:rPr>
         <w:t xml:space="preserve"> ; </w:t>
       </w:r>
-      <w:hyperlink r:id="rId24">
-        <w:r>
-          <w:rPr>
-            <w:lang w:val="fr_FR" w:bidi="fr_FR"/>
-          </w:rPr>
-          <w:rPr>
-            <w:color w:val="0000EE"/>
-            <w:u w:val="single"/>
-          </w:rPr>
-          <w:t>5.11–15</w:t>
-        </w:r>
-      </w:hyperlink>
+      <w:r>
+        <w:rPr>
+          <w:lang w:val="fr_FR" w:bidi="fr_FR"/>
+        </w:rPr>
+        <w:t>5.11–15</w:t>
+      </w:r>
       <w:r>
         <w:rPr>
           <w:lang w:val="fr_FR" w:bidi="fr_FR"/>
         </w:rPr>
         <w:t xml:space="preserve"> ; comp. </w:t>
       </w:r>
-      <w:hyperlink r:id="rId25">
-        <w:r>
-          <w:rPr>
-            <w:lang w:val="fr_FR" w:bidi="fr_FR"/>
-          </w:rPr>
-          <w:rPr>
-            <w:color w:val="0000EE"/>
-            <w:u w:val="single"/>
-          </w:rPr>
-          <w:t>Tt 1.11</w:t>
-        </w:r>
-      </w:hyperlink>
+      <w:r>
+        <w:rPr>
+          <w:lang w:val="fr_FR" w:bidi="fr_FR"/>
+        </w:rPr>
+        <w:t>Tt 1.11</w:t>
+      </w:r>
       <w:r>
         <w:rPr>
           <w:lang w:val="fr_FR" w:bidi="fr_FR"/>
@@ -549,90 +465,60 @@
         </w:rPr>
         <w:t>Paul lui donne des instructions par rapport aux faux docteurs, qui se veulent enseignants de la loi (</w:t>
       </w:r>
-      <w:hyperlink r:id="rId26">
-        <w:r>
-          <w:rPr>
-            <w:lang w:val="fr_FR" w:bidi="fr_FR"/>
-          </w:rPr>
-          <w:rPr>
-            <w:color w:val="0000EE"/>
-            <w:u w:val="single"/>
-          </w:rPr>
-          <w:t>1.3–20</w:t>
-        </w:r>
-      </w:hyperlink>
+      <w:r>
+        <w:rPr>
+          <w:lang w:val="fr_FR" w:bidi="fr_FR"/>
+        </w:rPr>
+        <w:t>1.3–20</w:t>
+      </w:r>
       <w:r>
         <w:rPr>
           <w:lang w:val="fr_FR" w:bidi="fr_FR"/>
         </w:rPr>
         <w:t>). Il lui en donne ensuite sur la bonne conduite des saints dans la maison de Dieu, en rapport à la prière, l'enseignement des femmes et la direction de l'Église (</w:t>
       </w:r>
-      <w:hyperlink r:id="rId27">
-        <w:r>
-          <w:rPr>
-            <w:lang w:val="fr_FR" w:bidi="fr_FR"/>
-          </w:rPr>
-          <w:rPr>
-            <w:color w:val="0000EE"/>
-            <w:u w:val="single"/>
-          </w:rPr>
-          <w:t>2.1–3.13</w:t>
-        </w:r>
-      </w:hyperlink>
+      <w:r>
+        <w:rPr>
+          <w:lang w:val="fr_FR" w:bidi="fr_FR"/>
+        </w:rPr>
+        <w:t>2.1–3.13</w:t>
+      </w:r>
       <w:r>
         <w:rPr>
           <w:lang w:val="fr_FR" w:bidi="fr_FR"/>
         </w:rPr>
         <w:t>). Les faux enseignants avaient fait des dommages dans ces trois domaines. Paul indique clairement ce qu'il essaie d'accomplir et explique pourquoi et comment cela doit être fait (</w:t>
       </w:r>
-      <w:hyperlink r:id="rId28">
-        <w:r>
-          <w:rPr>
-            <w:lang w:val="fr_FR" w:bidi="fr_FR"/>
-          </w:rPr>
-          <w:rPr>
-            <w:color w:val="0000EE"/>
-            <w:u w:val="single"/>
-          </w:rPr>
-          <w:t>3.14–4.16</w:t>
-        </w:r>
-      </w:hyperlink>
+      <w:r>
+        <w:rPr>
+          <w:lang w:val="fr_FR" w:bidi="fr_FR"/>
+        </w:rPr>
+        <w:t>3.14–4.16</w:t>
+      </w:r>
       <w:r>
         <w:rPr>
           <w:lang w:val="fr_FR" w:bidi="fr_FR"/>
         </w:rPr>
         <w:t>). Il reprend ensuite ses instructions sur la piété, pour les personnes mûres ou âgées, les jeunes gens, les veuves, les anciens et les maîtres (</w:t>
       </w:r>
-      <w:hyperlink r:id="rId29">
-        <w:r>
-          <w:rPr>
-            <w:lang w:val="fr_FR" w:bidi="fr_FR"/>
-          </w:rPr>
-          <w:rPr>
-            <w:color w:val="0000EE"/>
-            <w:u w:val="single"/>
-          </w:rPr>
-          <w:t>5.1–6.2</w:t>
-        </w:r>
-      </w:hyperlink>
+      <w:r>
+        <w:rPr>
+          <w:lang w:val="fr_FR" w:bidi="fr_FR"/>
+        </w:rPr>
+        <w:t>5.1–6.2</w:t>
+      </w:r>
       <w:r>
         <w:rPr>
           <w:lang w:val="fr_FR" w:bidi="fr_FR"/>
         </w:rPr>
         <w:t>). Les relations dans ces domaines avaient également été déformées par de fausses doctrines. Enfin, Paul revient sur nécessité de faire face aux faux docteurs eux-mêmes, en mettant l'accent sur les questions de richesse et de profit (</w:t>
       </w:r>
-      <w:hyperlink r:id="rId30">
-        <w:r>
-          <w:rPr>
-            <w:lang w:val="fr_FR" w:bidi="fr_FR"/>
-          </w:rPr>
-          <w:rPr>
-            <w:color w:val="0000EE"/>
-            <w:u w:val="single"/>
-          </w:rPr>
-          <w:t>6.2–21</w:t>
-        </w:r>
-      </w:hyperlink>
+      <w:r>
+        <w:rPr>
+          <w:lang w:val="fr_FR" w:bidi="fr_FR"/>
+        </w:rPr>
+        <w:t>6.2–21</w:t>
+      </w:r>
       <w:r>
         <w:rPr>
           <w:lang w:val="fr_FR" w:bidi="fr_FR"/>
@@ -702,18 +588,12 @@
         </w:rPr>
         <w:t xml:space="preserve">Les Épîtres pastorales (1 Timothée-Tite) sont probablement écrites après le premier emprisonnement de Paul à Rome (60–62 apr. J.-C., </w:t>
       </w:r>
-      <w:hyperlink r:id="rId31">
-        <w:r>
-          <w:rPr>
-            <w:lang w:val="fr_FR" w:bidi="fr_FR"/>
-          </w:rPr>
-          <w:rPr>
-            <w:color w:val="0000EE"/>
-            <w:u w:val="single"/>
-          </w:rPr>
-          <w:t>Ac 28.1–3</w:t>
-        </w:r>
-      </w:hyperlink>
+      <w:r>
+        <w:rPr>
+          <w:lang w:val="fr_FR" w:bidi="fr_FR"/>
+        </w:rPr>
+        <w:t>Ac 28.1–3</w:t>
+      </w:r>
       <w:r>
         <w:rPr>
           <w:lang w:val="fr_FR" w:bidi="fr_FR"/>
@@ -734,18 +614,12 @@
         </w:rPr>
         <w:t xml:space="preserve">Dans 2 Timothée, Paul est emprisonné à Rome à la fin de sa vie (voir </w:t>
       </w:r>
-      <w:hyperlink r:id="rId32">
-        <w:r>
-          <w:rPr>
-            <w:lang w:val="fr_FR" w:bidi="fr_FR"/>
-          </w:rPr>
-          <w:rPr>
-            <w:color w:val="0000EE"/>
-            <w:u w:val="single"/>
-          </w:rPr>
-          <w:t>2Tm 4.6</w:t>
-        </w:r>
-      </w:hyperlink>
+      <w:r>
+        <w:rPr>
+          <w:lang w:val="fr_FR" w:bidi="fr_FR"/>
+        </w:rPr>
+        <w:t>2Tm 4.6</w:t>
+      </w:r>
       <w:r>
         <w:rPr>
           <w:lang w:val="fr_FR" w:bidi="fr_FR"/>
@@ -766,18 +640,12 @@
         </w:rPr>
         <w:t xml:space="preserve">Il est possible que 2 Timothée ait été écrite pendant l'emprisonnement à Rome décrit dans </w:t>
       </w:r>
-      <w:hyperlink r:id="rId31">
-        <w:r>
-          <w:rPr>
-            <w:lang w:val="fr_FR" w:bidi="fr_FR"/>
-          </w:rPr>
-          <w:rPr>
-            <w:color w:val="0000EE"/>
-            <w:u w:val="single"/>
-          </w:rPr>
-          <w:t>Actes 28</w:t>
-        </w:r>
-      </w:hyperlink>
+      <w:r>
+        <w:rPr>
+          <w:lang w:val="fr_FR" w:bidi="fr_FR"/>
+        </w:rPr>
+        <w:t>Actes 28</w:t>
+      </w:r>
       <w:r>
         <w:rPr>
           <w:lang w:val="fr_FR" w:bidi="fr_FR"/>
@@ -811,18 +679,12 @@
         </w:rPr>
         <w:t xml:space="preserve"> </w:t>
       </w:r>
-      <w:hyperlink r:id="rId33">
-        <w:r>
-          <w:rPr>
-            <w:lang w:val="fr_FR" w:bidi="fr_FR"/>
-          </w:rPr>
-          <w:rPr>
-            <w:color w:val="0000EE"/>
-            <w:u w:val="single"/>
-          </w:rPr>
-          <w:t>5.6–7</w:t>
-        </w:r>
-      </w:hyperlink>
+      <w:r>
+        <w:rPr>
+          <w:lang w:val="fr_FR" w:bidi="fr_FR"/>
+        </w:rPr>
+        <w:t>5.6–7</w:t>
+      </w:r>
       <w:r>
         <w:rPr>
           <w:lang w:val="fr_FR" w:bidi="fr_FR"/>
@@ -856,18 +718,12 @@
         </w:rPr>
         <w:t xml:space="preserve">Le fait qu'il n'y ait aucune nécessité d'insérer ces épîtres dans la chronologie de l'histoire racontée dans les Actes semble aller dans le sens de cette hypothèse. En outre, les activités de Paul et de ses représentants dans 1 Timothée et Tite ne correspondent pas aux détails du livre des Actes, et l'emprisonnement de 2 Timothée ne ressemble pas à celui qui est décrit dans </w:t>
       </w:r>
-      <w:hyperlink r:id="rId31">
-        <w:r>
-          <w:rPr>
-            <w:lang w:val="fr_FR" w:bidi="fr_FR"/>
-          </w:rPr>
-          <w:rPr>
-            <w:color w:val="0000EE"/>
-            <w:u w:val="single"/>
-          </w:rPr>
-          <w:t>Actes 28</w:t>
-        </w:r>
-      </w:hyperlink>
+      <w:r>
+        <w:rPr>
+          <w:lang w:val="fr_FR" w:bidi="fr_FR"/>
+        </w:rPr>
+        <w:t>Actes 28</w:t>
+      </w:r>
       <w:r>
         <w:rPr>
           <w:lang w:val="fr_FR" w:bidi="fr_FR"/>
@@ -899,414 +755,276 @@
         </w:rPr>
         <w:t xml:space="preserve">Les faux enseignants dont il est question dans 1 Timothée ressemblent beaucoup à des personnages similaires que Paul mentionne dans 2 Timothée et dans Tite. Il est très difficile de dresser un portrait clair de ces faux docteurs, mais des indices nous sont donnés. Leur enseignement comporte des éléments ascétiques (voir </w:t>
       </w:r>
-      <w:hyperlink r:id="rId34">
-        <w:r>
-          <w:rPr>
-            <w:lang w:val="fr_FR" w:bidi="fr_FR"/>
-          </w:rPr>
-          <w:rPr>
-            <w:color w:val="0000EE"/>
-            <w:u w:val="single"/>
-          </w:rPr>
-          <w:t>1Tm 4.3</w:t>
-        </w:r>
-      </w:hyperlink>
+      <w:r>
+        <w:rPr>
+          <w:lang w:val="fr_FR" w:bidi="fr_FR"/>
+        </w:rPr>
+        <w:t>1Tm 4.3</w:t>
+      </w:r>
       <w:r>
         <w:rPr>
           <w:lang w:val="fr_FR" w:bidi="fr_FR"/>
         </w:rPr>
         <w:t xml:space="preserve"> ; </w:t>
       </w:r>
-      <w:hyperlink r:id="rId35">
-        <w:r>
-          <w:rPr>
-            <w:lang w:val="fr_FR" w:bidi="fr_FR"/>
-          </w:rPr>
-          <w:rPr>
-            <w:color w:val="0000EE"/>
-            <w:u w:val="single"/>
-          </w:rPr>
-          <w:t>Tt 1.15</w:t>
-        </w:r>
-      </w:hyperlink>
+      <w:r>
+        <w:rPr>
+          <w:lang w:val="fr_FR" w:bidi="fr_FR"/>
+        </w:rPr>
+        <w:t>Tt 1.15</w:t>
+      </w:r>
       <w:r>
         <w:rPr>
           <w:lang w:val="fr_FR" w:bidi="fr_FR"/>
         </w:rPr>
         <w:t xml:space="preserve">) et une emphase juive (voir </w:t>
       </w:r>
-      <w:hyperlink r:id="rId36">
-        <w:r>
-          <w:rPr>
-            <w:lang w:val="fr_FR" w:bidi="fr_FR"/>
-          </w:rPr>
-          <w:rPr>
-            <w:color w:val="0000EE"/>
-            <w:u w:val="single"/>
-          </w:rPr>
-          <w:t>1Tm 1.7</w:t>
-        </w:r>
-      </w:hyperlink>
+      <w:r>
+        <w:rPr>
+          <w:lang w:val="fr_FR" w:bidi="fr_FR"/>
+        </w:rPr>
+        <w:t>1Tm 1.7</w:t>
+      </w:r>
       <w:r>
         <w:rPr>
           <w:lang w:val="fr_FR" w:bidi="fr_FR"/>
         </w:rPr>
         <w:t xml:space="preserve"> ; </w:t>
       </w:r>
-      <w:hyperlink r:id="rId37">
-        <w:r>
-          <w:rPr>
-            <w:lang w:val="fr_FR" w:bidi="fr_FR"/>
-          </w:rPr>
-          <w:rPr>
-            <w:color w:val="0000EE"/>
-            <w:u w:val="single"/>
-          </w:rPr>
-          <w:t>Tt 1.10</w:t>
-        </w:r>
-      </w:hyperlink>
+      <w:r>
+        <w:rPr>
+          <w:lang w:val="fr_FR" w:bidi="fr_FR"/>
+        </w:rPr>
+        <w:t>Tt 1.10</w:t>
+      </w:r>
       <w:r>
         <w:rPr>
           <w:lang w:val="fr_FR" w:bidi="fr_FR"/>
         </w:rPr>
         <w:t xml:space="preserve">, </w:t>
       </w:r>
-      <w:hyperlink r:id="rId38">
-        <w:r>
-          <w:rPr>
-            <w:lang w:val="fr_FR" w:bidi="fr_FR"/>
-          </w:rPr>
-          <w:rPr>
-            <w:color w:val="0000EE"/>
-            <w:u w:val="single"/>
-          </w:rPr>
-          <w:t>14</w:t>
-        </w:r>
-      </w:hyperlink>
+      <w:r>
+        <w:rPr>
+          <w:lang w:val="fr_FR" w:bidi="fr_FR"/>
+        </w:rPr>
+        <w:t>14</w:t>
+      </w:r>
       <w:r>
         <w:rPr>
           <w:lang w:val="fr_FR" w:bidi="fr_FR"/>
         </w:rPr>
         <w:t xml:space="preserve"> ; </w:t>
       </w:r>
-      <w:hyperlink r:id="rId39">
-        <w:r>
-          <w:rPr>
-            <w:lang w:val="fr_FR" w:bidi="fr_FR"/>
-          </w:rPr>
-          <w:rPr>
-            <w:color w:val="0000EE"/>
-            <w:u w:val="single"/>
-          </w:rPr>
-          <w:t>3.9</w:t>
-        </w:r>
-      </w:hyperlink>
+      <w:r>
+        <w:rPr>
+          <w:lang w:val="fr_FR" w:bidi="fr_FR"/>
+        </w:rPr>
+        <w:t>3.9</w:t>
+      </w:r>
       <w:r>
         <w:rPr>
           <w:lang w:val="fr_FR" w:bidi="fr_FR"/>
         </w:rPr>
         <w:t>). Ils prétendent avoir des connaissances spéciales (</w:t>
       </w:r>
-      <w:hyperlink r:id="rId40">
-        <w:r>
-          <w:rPr>
-            <w:lang w:val="fr_FR" w:bidi="fr_FR"/>
-          </w:rPr>
-          <w:rPr>
-            <w:color w:val="0000EE"/>
-            <w:u w:val="single"/>
-          </w:rPr>
-          <w:t>1Tm 6.20</w:t>
-        </w:r>
-      </w:hyperlink>
+      <w:r>
+        <w:rPr>
+          <w:lang w:val="fr_FR" w:bidi="fr_FR"/>
+        </w:rPr>
+        <w:t>1Tm 6.20</w:t>
+      </w:r>
       <w:r>
         <w:rPr>
           <w:lang w:val="fr_FR" w:bidi="fr_FR"/>
         </w:rPr>
         <w:t xml:space="preserve"> ; </w:t>
       </w:r>
-      <w:hyperlink r:id="rId41">
-        <w:r>
-          <w:rPr>
-            <w:lang w:val="fr_FR" w:bidi="fr_FR"/>
-          </w:rPr>
-          <w:rPr>
-            <w:color w:val="0000EE"/>
-            <w:u w:val="single"/>
-          </w:rPr>
-          <w:t>Tt 1.16</w:t>
-        </w:r>
-      </w:hyperlink>
+      <w:r>
+        <w:rPr>
+          <w:lang w:val="fr_FR" w:bidi="fr_FR"/>
+        </w:rPr>
+        <w:t>Tt 1.16</w:t>
+      </w:r>
       <w:r>
         <w:rPr>
           <w:lang w:val="fr_FR" w:bidi="fr_FR"/>
         </w:rPr>
         <w:t>), affirmant que la résurrection des croyants a déjà eu lieu (</w:t>
       </w:r>
-      <w:hyperlink r:id="rId42">
-        <w:r>
-          <w:rPr>
-            <w:lang w:val="fr_FR" w:bidi="fr_FR"/>
-          </w:rPr>
-          <w:rPr>
-            <w:color w:val="0000EE"/>
-            <w:u w:val="single"/>
-          </w:rPr>
-          <w:t>2Tm 2.18</w:t>
-        </w:r>
-      </w:hyperlink>
+      <w:r>
+        <w:rPr>
+          <w:lang w:val="fr_FR" w:bidi="fr_FR"/>
+        </w:rPr>
+        <w:t>2Tm 2.18</w:t>
+      </w:r>
       <w:r>
         <w:rPr>
           <w:lang w:val="fr_FR" w:bidi="fr_FR"/>
         </w:rPr>
         <w:t>), perturbant les relations (</w:t>
       </w:r>
-      <w:hyperlink r:id="rId43">
-        <w:r>
-          <w:rPr>
-            <w:lang w:val="fr_FR" w:bidi="fr_FR"/>
-          </w:rPr>
-          <w:rPr>
-            <w:color w:val="0000EE"/>
-            <w:u w:val="single"/>
-          </w:rPr>
-          <w:t>2Tm 3.6–7</w:t>
-        </w:r>
-      </w:hyperlink>
+      <w:r>
+        <w:rPr>
+          <w:lang w:val="fr_FR" w:bidi="fr_FR"/>
+        </w:rPr>
+        <w:t>2Tm 3.6–7</w:t>
+      </w:r>
       <w:r>
         <w:rPr>
           <w:lang w:val="fr_FR" w:bidi="fr_FR"/>
         </w:rPr>
         <w:t xml:space="preserve"> ; </w:t>
       </w:r>
-      <w:hyperlink r:id="rId25">
-        <w:r>
-          <w:rPr>
-            <w:lang w:val="fr_FR" w:bidi="fr_FR"/>
-          </w:rPr>
-          <w:rPr>
-            <w:color w:val="0000EE"/>
-            <w:u w:val="single"/>
-          </w:rPr>
-          <w:t>Tt 1.11</w:t>
-        </w:r>
-      </w:hyperlink>
+      <w:r>
+        <w:rPr>
+          <w:lang w:val="fr_FR" w:bidi="fr_FR"/>
+        </w:rPr>
+        <w:t>Tt 1.11</w:t>
+      </w:r>
       <w:r>
         <w:rPr>
           <w:lang w:val="fr_FR" w:bidi="fr_FR"/>
         </w:rPr>
         <w:t>) et enseignant peut-être le salut par les œuvres (</w:t>
       </w:r>
-      <w:hyperlink r:id="rId44">
-        <w:r>
-          <w:rPr>
-            <w:lang w:val="fr_FR" w:bidi="fr_FR"/>
-          </w:rPr>
-          <w:rPr>
-            <w:color w:val="0000EE"/>
-            <w:u w:val="single"/>
-          </w:rPr>
-          <w:t>2Tm 1.9</w:t>
-        </w:r>
-      </w:hyperlink>
+      <w:r>
+        <w:rPr>
+          <w:lang w:val="fr_FR" w:bidi="fr_FR"/>
+        </w:rPr>
+        <w:t>2Tm 1.9</w:t>
+      </w:r>
       <w:r>
         <w:rPr>
           <w:lang w:val="fr_FR" w:bidi="fr_FR"/>
         </w:rPr>
         <w:t xml:space="preserve"> ; </w:t>
       </w:r>
-      <w:hyperlink r:id="rId45">
-        <w:r>
-          <w:rPr>
-            <w:lang w:val="fr_FR" w:bidi="fr_FR"/>
-          </w:rPr>
-          <w:rPr>
-            <w:color w:val="0000EE"/>
-            <w:u w:val="single"/>
-          </w:rPr>
-          <w:t>Tt 3.5</w:t>
-        </w:r>
-      </w:hyperlink>
+      <w:r>
+        <w:rPr>
+          <w:lang w:val="fr_FR" w:bidi="fr_FR"/>
+        </w:rPr>
+        <w:t>Tt 3.5</w:t>
+      </w:r>
       <w:r>
         <w:rPr>
           <w:lang w:val="fr_FR" w:bidi="fr_FR"/>
         </w:rPr>
         <w:t xml:space="preserve">). La réponse vigoureuse de Paul laisse à penser qu'il est nécessaire d'apporter des corrections à la doctrine du Christ (voir </w:t>
       </w:r>
-      <w:hyperlink r:id="rId46">
-        <w:r>
-          <w:rPr>
-            <w:lang w:val="fr_FR" w:bidi="fr_FR"/>
-          </w:rPr>
-          <w:rPr>
-            <w:color w:val="0000EE"/>
-            <w:u w:val="single"/>
-          </w:rPr>
-          <w:t>1Tm 2.5–6</w:t>
-        </w:r>
-      </w:hyperlink>
+      <w:r>
+        <w:rPr>
+          <w:lang w:val="fr_FR" w:bidi="fr_FR"/>
+        </w:rPr>
+        <w:t>1Tm 2.5–6</w:t>
+      </w:r>
       <w:r>
         <w:rPr>
           <w:lang w:val="fr_FR" w:bidi="fr_FR"/>
         </w:rPr>
         <w:t xml:space="preserve"> ; </w:t>
       </w:r>
-      <w:hyperlink r:id="rId47">
-        <w:r>
-          <w:rPr>
-            <w:lang w:val="fr_FR" w:bidi="fr_FR"/>
-          </w:rPr>
-          <w:rPr>
-            <w:color w:val="0000EE"/>
-            <w:u w:val="single"/>
-          </w:rPr>
-          <w:t>3.16</w:t>
-        </w:r>
-      </w:hyperlink>
+      <w:r>
+        <w:rPr>
+          <w:lang w:val="fr_FR" w:bidi="fr_FR"/>
+        </w:rPr>
+        <w:t>3.16</w:t>
+      </w:r>
       <w:r>
         <w:rPr>
           <w:lang w:val="fr_FR" w:bidi="fr_FR"/>
         </w:rPr>
         <w:t xml:space="preserve"> ; </w:t>
       </w:r>
-      <w:hyperlink r:id="rId48">
-        <w:r>
-          <w:rPr>
-            <w:lang w:val="fr_FR" w:bidi="fr_FR"/>
-          </w:rPr>
-          <w:rPr>
-            <w:color w:val="0000EE"/>
-            <w:u w:val="single"/>
-          </w:rPr>
-          <w:t>2Tm 2.8</w:t>
-        </w:r>
-      </w:hyperlink>
+      <w:r>
+        <w:rPr>
+          <w:lang w:val="fr_FR" w:bidi="fr_FR"/>
+        </w:rPr>
+        <w:t>2Tm 2.8</w:t>
+      </w:r>
       <w:r>
         <w:rPr>
           <w:lang w:val="fr_FR" w:bidi="fr_FR"/>
         </w:rPr>
         <w:t xml:space="preserve">) et à celle des derniers jours (voir </w:t>
       </w:r>
-      <w:hyperlink r:id="rId49">
-        <w:r>
-          <w:rPr>
-            <w:lang w:val="fr_FR" w:bidi="fr_FR"/>
-          </w:rPr>
-          <w:rPr>
-            <w:color w:val="0000EE"/>
-            <w:u w:val="single"/>
-          </w:rPr>
-          <w:t>1Tm 4.1–5</w:t>
-        </w:r>
-      </w:hyperlink>
+      <w:r>
+        <w:rPr>
+          <w:lang w:val="fr_FR" w:bidi="fr_FR"/>
+        </w:rPr>
+        <w:t>1Tm 4.1–5</w:t>
+      </w:r>
       <w:r>
         <w:rPr>
           <w:lang w:val="fr_FR" w:bidi="fr_FR"/>
         </w:rPr>
         <w:t xml:space="preserve"> ; </w:t>
       </w:r>
-      <w:hyperlink r:id="rId42">
-        <w:r>
-          <w:rPr>
-            <w:lang w:val="fr_FR" w:bidi="fr_FR"/>
-          </w:rPr>
-          <w:rPr>
-            <w:color w:val="0000EE"/>
-            <w:u w:val="single"/>
-          </w:rPr>
-          <w:t>2Tm 2.18</w:t>
-        </w:r>
-      </w:hyperlink>
+      <w:r>
+        <w:rPr>
+          <w:lang w:val="fr_FR" w:bidi="fr_FR"/>
+        </w:rPr>
+        <w:t>2Tm 2.18</w:t>
+      </w:r>
       <w:r>
         <w:rPr>
           <w:lang w:val="fr_FR" w:bidi="fr_FR"/>
         </w:rPr>
         <w:t xml:space="preserve"> ; </w:t>
       </w:r>
-      <w:hyperlink r:id="rId50">
-        <w:r>
-          <w:rPr>
-            <w:lang w:val="fr_FR" w:bidi="fr_FR"/>
-          </w:rPr>
-          <w:rPr>
-            <w:color w:val="0000EE"/>
-            <w:u w:val="single"/>
-          </w:rPr>
-          <w:t>3.1–9</w:t>
-        </w:r>
-      </w:hyperlink>
+      <w:r>
+        <w:rPr>
+          <w:lang w:val="fr_FR" w:bidi="fr_FR"/>
+        </w:rPr>
+        <w:t>3.1–9</w:t>
+      </w:r>
       <w:r>
         <w:rPr>
           <w:lang w:val="fr_FR" w:bidi="fr_FR"/>
         </w:rPr>
         <w:t xml:space="preserve"> ; </w:t>
       </w:r>
-      <w:hyperlink r:id="rId51">
-        <w:r>
-          <w:rPr>
-            <w:lang w:val="fr_FR" w:bidi="fr_FR"/>
-          </w:rPr>
-          <w:rPr>
-            <w:color w:val="0000EE"/>
-            <w:u w:val="single"/>
-          </w:rPr>
-          <w:t>Tt 2.11–14</w:t>
-        </w:r>
-      </w:hyperlink>
+      <w:r>
+        <w:rPr>
+          <w:lang w:val="fr_FR" w:bidi="fr_FR"/>
+        </w:rPr>
+        <w:t>Tt 2.11–14</w:t>
+      </w:r>
       <w:r>
         <w:rPr>
           <w:lang w:val="fr_FR" w:bidi="fr_FR"/>
         </w:rPr>
         <w:t xml:space="preserve">). Les faux enseignants s'opposent au message de Paul, favorisent l'immoralité et ébranlent la mission de l'Église. Il est donc nécessaire d'établir de bons dirigeants (voir </w:t>
       </w:r>
-      <w:hyperlink r:id="rId52">
-        <w:r>
-          <w:rPr>
-            <w:lang w:val="fr_FR" w:bidi="fr_FR"/>
-          </w:rPr>
-          <w:rPr>
-            <w:color w:val="0000EE"/>
-            <w:u w:val="single"/>
-          </w:rPr>
-          <w:t>Tt 1.10–13</w:t>
-        </w:r>
-      </w:hyperlink>
+      <w:r>
+        <w:rPr>
+          <w:lang w:val="fr_FR" w:bidi="fr_FR"/>
+        </w:rPr>
+        <w:t>Tt 1.10–13</w:t>
+      </w:r>
       <w:r>
         <w:rPr>
           <w:lang w:val="fr_FR" w:bidi="fr_FR"/>
         </w:rPr>
         <w:t xml:space="preserve"> ; </w:t>
       </w:r>
-      <w:hyperlink r:id="rId53">
-        <w:r>
-          <w:rPr>
-            <w:lang w:val="fr_FR" w:bidi="fr_FR"/>
-          </w:rPr>
-          <w:rPr>
-            <w:color w:val="0000EE"/>
-            <w:u w:val="single"/>
-          </w:rPr>
-          <w:t>2.6–8</w:t>
-        </w:r>
-      </w:hyperlink>
+      <w:r>
+        <w:rPr>
+          <w:lang w:val="fr_FR" w:bidi="fr_FR"/>
+        </w:rPr>
+        <w:t>2.6–8</w:t>
+      </w:r>
       <w:r>
         <w:rPr>
           <w:lang w:val="fr_FR" w:bidi="fr_FR"/>
         </w:rPr>
         <w:t xml:space="preserve">, </w:t>
       </w:r>
-      <w:hyperlink r:id="rId54">
-        <w:r>
-          <w:rPr>
-            <w:lang w:val="fr_FR" w:bidi="fr_FR"/>
-          </w:rPr>
-          <w:rPr>
-            <w:color w:val="0000EE"/>
-            <w:u w:val="single"/>
-          </w:rPr>
-          <w:t>15</w:t>
-        </w:r>
-      </w:hyperlink>
+      <w:r>
+        <w:rPr>
+          <w:lang w:val="fr_FR" w:bidi="fr_FR"/>
+        </w:rPr>
+        <w:t>15</w:t>
+      </w:r>
       <w:r>
         <w:rPr>
           <w:lang w:val="fr_FR" w:bidi="fr_FR"/>
@@ -1338,18 +1056,12 @@
         </w:rPr>
         <w:t xml:space="preserve">La Première épître à Timothée offre une défense magistrale passionnée de la Bonne Nouvelle de Jésus-Christ, de son avancée dans le monde et de la nouvelle vie qu'elle crée et promeut (voir </w:t>
       </w:r>
-      <w:hyperlink r:id="rId55">
-        <w:r>
-          <w:rPr>
-            <w:lang w:val="fr_FR" w:bidi="fr_FR"/>
-          </w:rPr>
-          <w:rPr>
-            <w:color w:val="0000EE"/>
-            <w:u w:val="single"/>
-          </w:rPr>
-          <w:t>3.14–16</w:t>
-        </w:r>
-      </w:hyperlink>
+      <w:r>
+        <w:rPr>
+          <w:lang w:val="fr_FR" w:bidi="fr_FR"/>
+        </w:rPr>
+        <w:t>3.14–16</w:t>
+      </w:r>
       <w:r>
         <w:rPr>
           <w:lang w:val="fr_FR" w:bidi="fr_FR"/>
@@ -1370,72 +1082,48 @@
         </w:rPr>
         <w:t>La maison de Dieu est la préoccupation immédiate de Paul. De même que la société environnante s'attendait à une conduite harmonieuse au sein des ménages (avec des rôles, un décorum et des notions d'honneur et de honte), il en est de même au sein de la maison de Dieu. Celle-ci reflète des normes largement acceptées en matière d'honneur et de bienséance ainsi que les structures sociales existantes. En même temps, lorsque cela s'avère approprié et nécessaire, la maison de Dieu s'oppose à la société, reflétant des valeurs et des pratiques très différentes, voire allant à l'encontre de la culture environnante. La maison de Dieu est dans le monde, mais pas de celui-ci. Il reste la bonne création de Dieu (</w:t>
       </w:r>
-      <w:hyperlink r:id="rId56">
-        <w:r>
-          <w:rPr>
-            <w:lang w:val="fr_FR" w:bidi="fr_FR"/>
-          </w:rPr>
-          <w:rPr>
-            <w:color w:val="0000EE"/>
-            <w:u w:val="single"/>
-          </w:rPr>
-          <w:t>4.3–4</w:t>
-        </w:r>
-      </w:hyperlink>
+      <w:r>
+        <w:rPr>
+          <w:lang w:val="fr_FR" w:bidi="fr_FR"/>
+        </w:rPr>
+        <w:t>4.3–4</w:t>
+      </w:r>
       <w:r>
         <w:rPr>
           <w:lang w:val="fr_FR" w:bidi="fr_FR"/>
         </w:rPr>
         <w:t xml:space="preserve"> ; </w:t>
       </w:r>
-      <w:hyperlink r:id="rId57">
-        <w:r>
-          <w:rPr>
-            <w:lang w:val="fr_FR" w:bidi="fr_FR"/>
-          </w:rPr>
-          <w:rPr>
-            <w:color w:val="0000EE"/>
-            <w:u w:val="single"/>
-          </w:rPr>
-          <w:t>6.17</w:t>
-        </w:r>
-      </w:hyperlink>
+      <w:r>
+        <w:rPr>
+          <w:lang w:val="fr_FR" w:bidi="fr_FR"/>
+        </w:rPr>
+        <w:t>6.17</w:t>
+      </w:r>
       <w:r>
         <w:rPr>
           <w:lang w:val="fr_FR" w:bidi="fr_FR"/>
         </w:rPr>
         <w:t>), mais il est transitoire et traverse ses derniers jours, difficiles et accablés par le mal (</w:t>
       </w:r>
-      <w:hyperlink r:id="rId58">
-        <w:r>
-          <w:rPr>
-            <w:lang w:val="fr_FR" w:bidi="fr_FR"/>
-          </w:rPr>
-          <w:rPr>
-            <w:color w:val="0000EE"/>
-            <w:u w:val="single"/>
-          </w:rPr>
-          <w:t>4.1</w:t>
-        </w:r>
-      </w:hyperlink>
+      <w:r>
+        <w:rPr>
+          <w:lang w:val="fr_FR" w:bidi="fr_FR"/>
+        </w:rPr>
+        <w:t>4.1</w:t>
+      </w:r>
       <w:r>
         <w:rPr>
           <w:lang w:val="fr_FR" w:bidi="fr_FR"/>
         </w:rPr>
         <w:t xml:space="preserve"> ; </w:t>
       </w:r>
-      <w:hyperlink r:id="rId59">
-        <w:r>
-          <w:rPr>
-            <w:lang w:val="fr_FR" w:bidi="fr_FR"/>
-          </w:rPr>
-          <w:rPr>
-            <w:color w:val="0000EE"/>
-            <w:u w:val="single"/>
-          </w:rPr>
-          <w:t>2Tm 3.1</w:t>
-        </w:r>
-      </w:hyperlink>
+      <w:r>
+        <w:rPr>
+          <w:lang w:val="fr_FR" w:bidi="fr_FR"/>
+        </w:rPr>
+        <w:t>2Tm 3.1</w:t>
+      </w:r>
       <w:r>
         <w:rPr>
           <w:lang w:val="fr_FR" w:bidi="fr_FR"/>
@@ -1456,144 +1144,96 @@
         </w:rPr>
         <w:t xml:space="preserve">La mission de la maison de Dieu est de faire progresser la Bonne Nouvelle dans le monde et de promouvoir la volonté de Dieu (voir </w:t>
       </w:r>
-      <w:hyperlink r:id="rId60">
-        <w:r>
-          <w:rPr>
-            <w:lang w:val="fr_FR" w:bidi="fr_FR"/>
-          </w:rPr>
-          <w:rPr>
-            <w:color w:val="0000EE"/>
-            <w:u w:val="single"/>
-          </w:rPr>
-          <w:t>1Tm 2.4–7</w:t>
-        </w:r>
-      </w:hyperlink>
+      <w:r>
+        <w:rPr>
+          <w:lang w:val="fr_FR" w:bidi="fr_FR"/>
+        </w:rPr>
+        <w:t>1Tm 2.4–7</w:t>
+      </w:r>
       <w:r>
         <w:rPr>
           <w:lang w:val="fr_FR" w:bidi="fr_FR"/>
         </w:rPr>
         <w:t>). Les actions de son peuple doivent soutenir cette mission (</w:t>
       </w:r>
-      <w:hyperlink r:id="rId27">
-        <w:r>
-          <w:rPr>
-            <w:lang w:val="fr_FR" w:bidi="fr_FR"/>
-          </w:rPr>
-          <w:rPr>
-            <w:color w:val="0000EE"/>
-            <w:u w:val="single"/>
-          </w:rPr>
-          <w:t>2.1–3.13</w:t>
-        </w:r>
-      </w:hyperlink>
+      <w:r>
+        <w:rPr>
+          <w:lang w:val="fr_FR" w:bidi="fr_FR"/>
+        </w:rPr>
+        <w:t>2.1–3.13</w:t>
+      </w:r>
       <w:r>
         <w:rPr>
           <w:lang w:val="fr_FR" w:bidi="fr_FR"/>
         </w:rPr>
         <w:t xml:space="preserve"> ; </w:t>
       </w:r>
-      <w:hyperlink r:id="rId29">
-        <w:r>
-          <w:rPr>
-            <w:lang w:val="fr_FR" w:bidi="fr_FR"/>
-          </w:rPr>
-          <w:rPr>
-            <w:color w:val="0000EE"/>
-            <w:u w:val="single"/>
-          </w:rPr>
-          <w:t>5.1–6.2</w:t>
-        </w:r>
-      </w:hyperlink>
+      <w:r>
+        <w:rPr>
+          <w:lang w:val="fr_FR" w:bidi="fr_FR"/>
+        </w:rPr>
+        <w:t>5.1–6.2</w:t>
+      </w:r>
       <w:r>
         <w:rPr>
           <w:lang w:val="fr_FR" w:bidi="fr_FR"/>
         </w:rPr>
         <w:t xml:space="preserve"> ; voir </w:t>
       </w:r>
-      <w:hyperlink r:id="rId61">
-        <w:r>
-          <w:rPr>
-            <w:lang w:val="fr_FR" w:bidi="fr_FR"/>
-          </w:rPr>
-          <w:rPr>
-            <w:color w:val="0000EE"/>
-            <w:u w:val="single"/>
-          </w:rPr>
-          <w:t>1Co 9.19–23</w:t>
-        </w:r>
-      </w:hyperlink>
+      <w:r>
+        <w:rPr>
+          <w:lang w:val="fr_FR" w:bidi="fr_FR"/>
+        </w:rPr>
+        <w:t>1Co 9.19–23</w:t>
+      </w:r>
       <w:r>
         <w:rPr>
           <w:lang w:val="fr_FR" w:bidi="fr_FR"/>
         </w:rPr>
         <w:t>). Les faux enseignants parlaient, en revanche, de manière insensée, portant atteinte à l'intégrité de l'Église. La plupart des paroles de Paul concernent donc la bonne conduite. Les résumés succincts de la Bonne Nouvelle (</w:t>
       </w:r>
-      <w:hyperlink r:id="rId62">
-        <w:r>
-          <w:rPr>
-            <w:lang w:val="fr_FR" w:bidi="fr_FR"/>
-          </w:rPr>
-          <w:rPr>
-            <w:color w:val="0000EE"/>
-            <w:u w:val="single"/>
-          </w:rPr>
-          <w:t>1Tm 1.15</w:t>
-        </w:r>
-      </w:hyperlink>
+      <w:r>
+        <w:rPr>
+          <w:lang w:val="fr_FR" w:bidi="fr_FR"/>
+        </w:rPr>
+        <w:t>1Tm 1.15</w:t>
+      </w:r>
       <w:r>
         <w:rPr>
           <w:lang w:val="fr_FR" w:bidi="fr_FR"/>
         </w:rPr>
         <w:t xml:space="preserve"> ; </w:t>
       </w:r>
-      <w:hyperlink r:id="rId46">
-        <w:r>
-          <w:rPr>
-            <w:lang w:val="fr_FR" w:bidi="fr_FR"/>
-          </w:rPr>
-          <w:rPr>
-            <w:color w:val="0000EE"/>
-            <w:u w:val="single"/>
-          </w:rPr>
-          <w:t>2.5–6</w:t>
-        </w:r>
-      </w:hyperlink>
+      <w:r>
+        <w:rPr>
+          <w:lang w:val="fr_FR" w:bidi="fr_FR"/>
+        </w:rPr>
+        <w:t>2.5–6</w:t>
+      </w:r>
       <w:r>
         <w:rPr>
           <w:lang w:val="fr_FR" w:bidi="fr_FR"/>
         </w:rPr>
         <w:t xml:space="preserve"> ; </w:t>
       </w:r>
-      <w:hyperlink r:id="rId47">
-        <w:r>
-          <w:rPr>
-            <w:lang w:val="fr_FR" w:bidi="fr_FR"/>
-          </w:rPr>
-          <w:rPr>
-            <w:color w:val="0000EE"/>
-            <w:u w:val="single"/>
-          </w:rPr>
-          <w:t>3.16</w:t>
-        </w:r>
-      </w:hyperlink>
+      <w:r>
+        <w:rPr>
+          <w:lang w:val="fr_FR" w:bidi="fr_FR"/>
+        </w:rPr>
+        <w:t>3.16</w:t>
+      </w:r>
       <w:r>
         <w:rPr>
           <w:lang w:val="fr_FR" w:bidi="fr_FR"/>
         </w:rPr>
         <w:t xml:space="preserve"> ; </w:t>
       </w:r>
-      <w:hyperlink r:id="rId63">
-        <w:r>
-          <w:rPr>
-            <w:lang w:val="fr_FR" w:bidi="fr_FR"/>
-          </w:rPr>
-          <w:rPr>
-            <w:color w:val="0000EE"/>
-            <w:u w:val="single"/>
-          </w:rPr>
-          <w:t>6.13–16</w:t>
-        </w:r>
-      </w:hyperlink>
+      <w:r>
+        <w:rPr>
+          <w:lang w:val="fr_FR" w:bidi="fr_FR"/>
+        </w:rPr>
+        <w:t>6.13–16</w:t>
+      </w:r>
       <w:r>
         <w:rPr>
           <w:lang w:val="fr_FR" w:bidi="fr_FR"/>
